--- a/atelier/atelier_039.docx
+++ b/atelier/atelier_039.docx
@@ -394,7 +394,7 @@
           </w:tcPr>
           <w:p>
             <w:r>
-              <w:t xml:space="preserve">Culture blameless installée (ateliers #36 à #38)</w:t>
+              <w:t xml:space="preserve">Culture blameless installée</w:t>
             </w:r>
           </w:p>
         </w:tc>
